--- a/module-7/ahunt-module7.docx
+++ b/module-7/ahunt-module7.docx
@@ -4,6 +4,15 @@
   <w:body>
     <w:p>
       <w:r>
+        <w:rPr>
+          <w:noProof/>
+        </w:rPr>
+        <w:t>https://github.com/alexander-hunt/CSD-310/tree/main/module-8</w:t>
+      </w:r>
+      <w:r>
+        <w:rPr>
+          <w:noProof/>
+        </w:rPr>
         <w:drawing>
           <wp:inline distT="0" distB="0" distL="0" distR="0" wp14:anchorId="0529F32B" wp14:editId="2ACC86CB">
             <wp:extent cx="5943600" cy="7457440"/>
